--- a/resources/systems/procedures/schoolwide/03-hallway-transitions.docx
+++ b/resources/systems/procedures/schoolwide/03-hallway-transitions.docx
@@ -143,200 +143,6 @@
         </w:rPr>
         <w:t xml:space="preserve">This also connects directly to Foundation 1: Adult Ownership. Amanda's session named three kinds of constancy — Emotional, Procedural, and Professional. Almost everything in this document is Procedural Constancy in action: proactively teaching expectations rather than reacting to their absence. Where a procedure leans more on Emotional Constancy (staying regulated, protecting dignity) or Professional Constancy (how adults coordinate with each other), it's named at the bottom of the card.</w:t>
       </w:r>
-      <w:r>
-        <w:rPr>
-          <w:rtl w:val="0"/>
-        </w:rPr>
-      </w:r>
-    </w:p>
-    <w:tbl>
-      <w:tblPr>
-        <w:tblStyle w:val="Table1"/>
-        <w:tblW w:w="10500.0" w:type="dxa"/>
-        <w:jc w:val="left"/>
-        <w:tblBorders>
-          <w:top w:color="d9d9d9" w:space="0" w:sz="4" w:val="single"/>
-          <w:left w:color="b3312c" w:space="0" w:sz="24" w:val="single"/>
-          <w:bottom w:color="d9d9d9" w:space="0" w:sz="4" w:val="single"/>
-          <w:right w:color="d9d9d9" w:space="0" w:sz="4" w:val="single"/>
-          <w:insideH w:color="000000" w:space="0" w:sz="0" w:val="nil"/>
-          <w:insideV w:color="000000" w:space="0" w:sz="0" w:val="nil"/>
-        </w:tblBorders>
-        <w:tblLayout w:type="fixed"/>
-        <w:tblLook w:val="0000"/>
-      </w:tblPr>
-      <w:tblGrid>
-        <w:gridCol w:w="10500"/>
-        <w:tblGridChange w:id="0">
-          <w:tblGrid>
-            <w:gridCol w:w="10500"/>
-          </w:tblGrid>
-        </w:tblGridChange>
-      </w:tblGrid>
-      <w:tr>
-        <w:trPr>
-          <w:cantSplit w:val="0"/>
-          <w:tblHeader w:val="0"/>
-        </w:trPr>
-        <w:tc>
-          <w:tcPr>
-            <w:shd w:fill="f2f2f2" w:val="clear"/>
-            <w:tcMar>
-              <w:top w:w="160.0" w:type="dxa"/>
-              <w:left w:w="200.0" w:type="dxa"/>
-              <w:bottom w:w="160.0" w:type="dxa"/>
-              <w:right w:w="200.0" w:type="dxa"/>
-            </w:tcMar>
-          </w:tcPr>
-          <w:p>
-            <w:pPr>
-              <w:spacing w:after="80" w:lineRule="auto"/>
-              <w:rPr/>
-            </w:pPr>
-            <w:r>
-              <w:rPr>
-                <w:rFonts w:ascii="Calibri" w:cs="Calibri" w:eastAsia="Calibri" w:hAnsi="Calibri"/>
-                <w:b w:val="1"/>
-                <w:bCs w:val="1"/>
-                <w:color w:val="b3312c"/>
-                <w:sz w:val="19"/>
-                <w:szCs w:val="19"/>
-                <w:rtl w:val="0"/>
-              </w:rPr>
-              <w:t xml:space="preserve">FORMAT NOTE</w:t>
-            </w:r>
-            <w:r>
-              <w:rPr>
-                <w:rtl w:val="0"/>
-              </w:rPr>
-            </w:r>
-          </w:p>
-          <w:p>
-            <w:pPr>
-              <w:spacing w:after="60" w:lineRule="auto"/>
-              <w:rPr/>
-            </w:pPr>
-            <w:r>
-              <w:rPr>
-                <w:rFonts w:ascii="Calibri" w:cs="Calibri" w:eastAsia="Calibri" w:hAnsi="Calibri"/>
-                <w:color w:val="1a1a1a"/>
-                <w:sz w:val="20"/>
-                <w:szCs w:val="20"/>
-                <w:rtl w:val="0"/>
-              </w:rPr>
-              <w:t xml:space="preserve">This follows the same shape used in the classroom-specific procedure cards — Teacher/Adult Does and Students Do, side by side. This is a school-wide procedure, not classroom-by-classroom, so there is no ‘Our Room’s Specifics’ column — the specification here is the specification, building-wide.</w:t>
-            </w:r>
-            <w:r>
-              <w:rPr>
-                <w:rtl w:val="0"/>
-              </w:rPr>
-            </w:r>
-          </w:p>
-        </w:tc>
-      </w:tr>
-    </w:tbl>
-    <w:p>
-      <w:pPr>
-        <w:spacing w:after="80" w:lineRule="auto"/>
-        <w:rPr/>
-      </w:pPr>
-      <w:r>
-        <w:rPr>
-          <w:rtl w:val="0"/>
-        </w:rPr>
-      </w:r>
-    </w:p>
-    <w:tbl>
-      <w:tblPr>
-        <w:tblStyle w:val="Table2"/>
-        <w:tblW w:w="10500.0" w:type="dxa"/>
-        <w:jc w:val="left"/>
-        <w:tblBorders>
-          <w:top w:color="d9d9d9" w:space="0" w:sz="4" w:val="single"/>
-          <w:left w:color="b3312c" w:space="0" w:sz="24" w:val="single"/>
-          <w:bottom w:color="d9d9d9" w:space="0" w:sz="4" w:val="single"/>
-          <w:right w:color="d9d9d9" w:space="0" w:sz="4" w:val="single"/>
-          <w:insideH w:color="000000" w:space="0" w:sz="0" w:val="nil"/>
-          <w:insideV w:color="000000" w:space="0" w:sz="0" w:val="nil"/>
-        </w:tblBorders>
-        <w:tblLayout w:type="fixed"/>
-        <w:tblLook w:val="0000"/>
-      </w:tblPr>
-      <w:tblGrid>
-        <w:gridCol w:w="10500"/>
-        <w:tblGridChange w:id="0">
-          <w:tblGrid>
-            <w:gridCol w:w="10500"/>
-          </w:tblGrid>
-        </w:tblGridChange>
-      </w:tblGrid>
-      <w:tr>
-        <w:trPr>
-          <w:cantSplit w:val="0"/>
-          <w:tblHeader w:val="0"/>
-        </w:trPr>
-        <w:tc>
-          <w:tcPr>
-            <w:shd w:fill="f2f2f2" w:val="clear"/>
-            <w:tcMar>
-              <w:top w:w="160.0" w:type="dxa"/>
-              <w:left w:w="200.0" w:type="dxa"/>
-              <w:bottom w:w="160.0" w:type="dxa"/>
-              <w:right w:w="200.0" w:type="dxa"/>
-            </w:tcMar>
-          </w:tcPr>
-          <w:p>
-            <w:pPr>
-              <w:spacing w:after="80" w:lineRule="auto"/>
-              <w:rPr/>
-            </w:pPr>
-            <w:r>
-              <w:rPr>
-                <w:rFonts w:ascii="Calibri" w:cs="Calibri" w:eastAsia="Calibri" w:hAnsi="Calibri"/>
-                <w:b w:val="1"/>
-                <w:bCs w:val="1"/>
-                <w:color w:val="b3312c"/>
-                <w:sz w:val="19"/>
-                <w:szCs w:val="19"/>
-                <w:rtl w:val="0"/>
-              </w:rPr>
-              <w:t xml:space="preserve">THIS IS A LIVING DOCUMENT</w:t>
-            </w:r>
-            <w:r>
-              <w:rPr>
-                <w:rtl w:val="0"/>
-              </w:rPr>
-            </w:r>
-          </w:p>
-          <w:p>
-            <w:pPr>
-              <w:spacing w:after="60" w:lineRule="auto"/>
-              <w:rPr/>
-            </w:pPr>
-            <w:r>
-              <w:rPr>
-                <w:rFonts w:ascii="Calibri" w:cs="Calibri" w:eastAsia="Calibri" w:hAnsi="Calibri"/>
-                <w:color w:val="1a1a1a"/>
-                <w:sz w:val="20"/>
-                <w:szCs w:val="20"/>
-                <w:rtl w:val="0"/>
-              </w:rPr>
-              <w:t xml:space="preserve">A few specifics in this document were genuinely undecided when it was written. Rather than leave them blank, a call was made so staff have one clear answer to teach and hold — those calls are marked ✎ throughout. None of them are permanent. If one doesn’t hold up in practice, revise it and move on — that’s expected, not a failure of the plan.</w:t>
-            </w:r>
-            <w:r>
-              <w:rPr>
-                <w:rtl w:val="0"/>
-              </w:rPr>
-            </w:r>
-          </w:p>
-        </w:tc>
-      </w:tr>
-    </w:tbl>
-    <w:p>
-      <w:pPr>
-        <w:spacing w:after="80" w:lineRule="auto"/>
-        <w:rPr/>
-      </w:pPr>
       <w:r>
         <w:rPr>
           <w:rtl w:val="0"/>
@@ -1914,7 +1720,7 @@
           <w:szCs w:val="40"/>
           <w:rtl w:val="0"/>
         </w:rPr>
-        <w:t xml:space="preserve">Teaching Hallway Transitions: Sample Script</w:t>
+        <w:t>Teaching Hallway Transitions: Script</w:t>
       </w:r>
       <w:r>
         <w:rPr>
@@ -1939,7 +1745,7 @@
           <w:szCs w:val="21"/>
           <w:rtl w:val="0"/>
         </w:rPr>
-        <w:t xml:space="preserve">This is a sample script. It's meant to be taught, not read verbatim — add your own school's language, examples, and personality before you use it. This example teaches the K–5 version; adjust the grade-band overlay language (adult positioning, spacing, time budget) for 6–8.</w:t>
+        <w:t>Use this script to teach the routine. It teaches the K–5 version. For grades 6–8, use the 6–8 overlay for adult positioning, spacing, and time budget.</w:t>
       </w:r>
       <w:r>
         <w:rPr>
@@ -2285,7 +2091,7 @@
           <w:szCs w:val="21"/>
           <w:rtl w:val="0"/>
         </w:rPr>
-        <w:t xml:space="preserve">“Let's walk to [a nearby, low-stakes location] and back, just so your bodies know what this feels like.”</w:t>
+        <w:t>“Let's walk to the end of the hallway and back, just so your bodies know what this feels like.”</w:t>
       </w:r>
       <w:r>
         <w:rPr>
@@ -2374,7 +2180,7 @@
           <w:szCs w:val="21"/>
           <w:rtl w:val="0"/>
         </w:rPr>
-        <w:t xml:space="preserve">“Now let's do our real transition — to [actual destination] — just like we will every day.”</w:t>
+        <w:t>“Now let's do our real transition to our next class, just like we will every day.”</w:t>
       </w:r>
       <w:r>
         <w:rPr>
@@ -2671,31 +2477,6 @@
           <w:rtl w:val="0"/>
         </w:rPr>
         <w:t xml:space="preserve">By day 5 or sooner, expect the line to form, travel, and arrive at voice 0 without a verbal reminder.</w:t>
-      </w:r>
-      <w:r>
-        <w:rPr>
-          <w:rtl w:val="0"/>
-        </w:rPr>
-      </w:r>
-    </w:p>
-    <w:p>
-      <w:pPr>
-        <w:spacing w:after="120" w:before="0" w:lineRule="auto"/>
-        <w:rPr/>
-      </w:pPr>
-      <w:r>
-        <w:rPr>
-          <w:rFonts w:ascii="Calibri" w:cs="Calibri" w:eastAsia="Calibri" w:hAnsi="Calibri"/>
-          <w:b w:val="0"/>
-          <w:bCs w:val="0"/>
-          <w:i w:val="1"/>
-          <w:iCs w:val="1"/>
-          <w:color w:val="1a1a1a"/>
-          <w:sz w:val="21"/>
-          <w:szCs w:val="21"/>
-          <w:rtl w:val="0"/>
-        </w:rPr>
-        <w:t xml:space="preserve">Personalize before you teach it: use your actual hallway routes and destinations, and adjust pacing and positioning for your grade band.</w:t>
       </w:r>
       <w:r>
         <w:rPr>

--- a/resources/systems/procedures/schoolwide/03-hallway-transitions.docx
+++ b/resources/systems/procedures/schoolwide/03-hallway-transitions.docx
@@ -839,7 +839,7 @@
                 <w:szCs w:val="19"/>
                 <w:rtl w:val="0"/>
               </w:rPr>
-              <w:t xml:space="preserve">Stairwells (6–8)</w:t>
+              <w:t>Grades 5–8</w:t>
             </w:r>
             <w:r>
               <w:rPr>
@@ -872,7 +872,7 @@
                 <w:szCs w:val="19"/>
                 <w:rtl w:val="0"/>
               </w:rPr>
-              <w:t xml:space="preserve">Adults posted on the landing and at the top of the stairs.</w:t>
+              <w:t>Follow Middle School Hallway Transitions (Grades 5–8). Sending and receiving teachers stay inside, front and center; the restorative team works the hall with radios (grade 5: teachers run their own transitions, one room at a time).</w:t>
             </w:r>
             <w:r>
               <w:rPr>
@@ -905,7 +905,7 @@
                 <w:szCs w:val="19"/>
                 <w:rtl w:val="0"/>
               </w:rPr>
-              <w:t xml:space="preserve">Continue in line formation up/down the stairwell.</w:t>
+              <w:t>Six expectations: toes pointed, hands to yourself, voice level 0, computer closed in two hands, walk on the right, walk in and start the First Five.</w:t>
             </w:r>
             <w:r>
               <w:rPr>
@@ -1419,7 +1419,7 @@
                 <w:szCs w:val="19"/>
                 <w:rtl w:val="0"/>
               </w:rPr>
-              <w:t xml:space="preserve">6–8</w:t>
+              <w:t>5–8</w:t>
             </w:r>
             <w:r>
               <w:rPr>
@@ -1452,7 +1452,7 @@
                 <w:szCs w:val="19"/>
                 <w:rtl w:val="0"/>
               </w:rPr>
-              <w:t xml:space="preserve">Non-verbal redirect (pointing at level chart); verbal only if multiple students drift.</w:t>
+              <w:t>Replaced by Middle School Hallway Transitions (Grades 5–8). Say the hallway script inside, check every computer, release only when everyone is ready, and do not walk into the hall. The restorative team uses the redirection ladder by expectation number.</w:t>
             </w:r>
             <w:r>
               <w:rPr>
@@ -1485,7 +1485,7 @@
                 <w:szCs w:val="19"/>
                 <w:rtl w:val="0"/>
               </w:rPr>
-              <w:t xml:space="preserve">Walking pairs or independent, voice 0 during academic-time transitions, 15–30 sec per segment.</w:t>
+              <w:t>Toes pointed, hands to yourself, voice level 0, computer closed in two hands, walk on the right and stay on the line, then walk in and start the First Five on the screen.</w:t>
             </w:r>
             <w:r>
               <w:rPr>
@@ -1745,7 +1745,7 @@
           <w:szCs w:val="21"/>
           <w:rtl w:val="0"/>
         </w:rPr>
-        <w:t>Use this script to teach the routine. It teaches the K–5 version. For grades 6–8, use the 6–8 overlay for adult positioning, spacing, and time budget.</w:t>
+        <w:t>Use this script to teach the routine. It teaches the K–4 version. Grades 5–8 use Middle School Hallway Transitions (Grades 5–8) and the 6–8 student lesson instead.</w:t>
       </w:r>
       <w:r>
         <w:rPr>
